--- a/libro/gestiones/prologo_carta.docx
+++ b/libro/gestiones/prologo_carta.docx
@@ -78,7 +78,7 @@
         <w:t xml:space="preserve"> </w:t>
       </w:r>
       <w:r>
-        <w:t xml:space="preserve">(32.000 palabras, 4 partes, 16 capítulos). Su tesis cabe en una frase: el conocimiento clínico está hecho de hechos incompletos, inferencias graduadas e incertidumbre irreductible, y la inteligencia médica consiste en distinguirlos, integrarlos y decidir sin convertir la probabilidad en certeza. El libro convierte esa tesis en herramientas de trabajo: un léxico de certeza para la ficha, un método de escritura y deliberación (HII-D), talleres con notas clínicas reales reescritas y un caso longitudinal que atraviesa todo el texto.</w:t>
+        <w:t xml:space="preserve">(unas 53.000 palabras, 4 partes, 18 capítulos). Su tesis cabe en una frase: el conocimiento clínico está hecho de hechos incompletos, inferencias graduadas e incertidumbre irreductible, y la inteligencia médica consiste en distinguirlos, integrarlos y decidir sin convertir la probabilidad en certeza. El libro convierte esa tesis en herramientas de trabajo: un léxico de certeza para la ficha, un método de escritura y deliberación (HII-D), talleres con notas clínicas reales reescritas y un caso longitudinal que atraviesa todo el texto.</w:t>
       </w:r>
     </w:p>
     <w:p>
